--- a/assets/docs/lop4/Toan - Lop 4.docx
+++ b/assets/docs/lop4/Toan - Lop 4.docx
@@ -4720,7 +4720,7 @@
                 <w:i w:val="0"/>
                 <w:sz w:val="20"/>
               </w:rPr>
-              <w:t>Chủ đề 4: Một số đơn vị đo đại lượng</w:t>
+              <w:t>Ôn tập, kiểm tra, đánh giá</w:t>
             </w:r>
           </w:p>
         </w:tc>
@@ -4739,7 +4739,7 @@
                 <w:i w:val="0"/>
                 <w:sz w:val="20"/>
               </w:rPr>
-              <w:t>Bài 17. Yến, tạ, tấn (Tiết 1)</w:t>
+              <w:t>Kiểm tra định kì giữa học kì I</w:t>
             </w:r>
           </w:p>
         </w:tc>
@@ -4759,7 +4759,7 @@
                 <w:i w:val="0"/>
                 <w:sz w:val="20"/>
               </w:rPr>
-              <w:t>Tiết 37 (3 tiết)</w:t>
+              <w:t>Tiết 37 (1 tiết)</w:t>
             </w:r>
           </w:p>
         </w:tc>
@@ -4778,7 +4778,6 @@
                 <w:i w:val="0"/>
                 <w:sz w:val="18"/>
               </w:rPr>
-              <w:t>Năng lực số 1.1 CB2c: HS đo được đại lượng thật bằng dụng cụ đo và thiết bị số, ghi số liệu vào bảng chung</w:t>
             </w:r>
           </w:p>
         </w:tc>
@@ -4836,6 +4835,7 @@
                 <w:i w:val="0"/>
                 <w:sz w:val="20"/>
               </w:rPr>
+              <w:t>Chủ đề 4: Một số đơn vị đo đại lượng</w:t>
             </w:r>
           </w:p>
         </w:tc>
@@ -4854,7 +4854,7 @@
                 <w:i w:val="0"/>
                 <w:sz w:val="20"/>
               </w:rPr>
-              <w:t>Bài 17. Yến, tạ, tấn (Tiết 2)</w:t>
+              <w:t>Bài 17. Yến, tạ, tấn (Tiết 1)</w:t>
             </w:r>
           </w:p>
         </w:tc>
@@ -4874,7 +4874,7 @@
                 <w:i w:val="0"/>
                 <w:sz w:val="20"/>
               </w:rPr>
-              <w:t>Tiết 38</w:t>
+              <w:t>Tiết 38 (3 tiết)</w:t>
             </w:r>
           </w:p>
         </w:tc>
@@ -4969,7 +4969,7 @@
                 <w:i w:val="0"/>
                 <w:sz w:val="20"/>
               </w:rPr>
-              <w:t>Bài 17. Yến, tạ, tấn (Tiết 3)</w:t>
+              <w:t>Bài 17. Yến, tạ, tấn (Tiết 2)</w:t>
             </w:r>
           </w:p>
         </w:tc>
@@ -5008,7 +5008,7 @@
                 <w:i w:val="0"/>
                 <w:sz w:val="18"/>
               </w:rPr>
-              <w:t>Năng lực số 5.4 CB2a: HS tự soát lại bài bằng công cụ chấm nhanh của GV và chỉ ra dạng quy đổi mình còn hay nhầm</w:t>
+              <w:t>Năng lực số 1.1 CB2c: HS đo được đại lượng thật bằng dụng cụ đo và thiết bị số, ghi số liệu vào bảng chung</w:t>
             </w:r>
           </w:p>
         </w:tc>
@@ -5084,7 +5084,7 @@
                 <w:i w:val="0"/>
                 <w:sz w:val="20"/>
               </w:rPr>
-              <w:t>Bài 18. Đề-xi-mét vuông, mét vuông, mi-li-mét vuông (Tiết 1)</w:t>
+              <w:t>Bài 17. Yến, tạ, tấn (Tiết 3)</w:t>
             </w:r>
           </w:p>
         </w:tc>
@@ -5104,7 +5104,7 @@
                 <w:i w:val="0"/>
                 <w:sz w:val="20"/>
               </w:rPr>
-              <w:t>Tiết 40 (4 tiết)</w:t>
+              <w:t>Tiết 40</w:t>
             </w:r>
           </w:p>
         </w:tc>
@@ -5123,7 +5123,7 @@
                 <w:i w:val="0"/>
                 <w:sz w:val="18"/>
               </w:rPr>
-              <w:t>Năng lực số 1.1 CB2c: HS đo được đại lượng thật bằng dụng cụ đo và thiết bị số, ghi số liệu vào bảng chung</w:t>
+              <w:t>Năng lực số 5.4 CB2a: HS tự soát lại bài bằng công cụ chấm nhanh của GV và chỉ ra dạng quy đổi mình còn hay nhầm</w:t>
             </w:r>
           </w:p>
         </w:tc>
@@ -5201,7 +5201,7 @@
                 <w:i w:val="0"/>
                 <w:sz w:val="20"/>
               </w:rPr>
-              <w:t>Bài 18. Đề-xi-mét vuông, mét vuông, mi-li-mét vuông (Tiết 2)</w:t>
+              <w:t>Bài 18. Đề-xi-mét vuông, mét vuông, mi-li-mét vuông (Tiết 1)</w:t>
             </w:r>
           </w:p>
         </w:tc>
@@ -5221,7 +5221,7 @@
                 <w:i w:val="0"/>
                 <w:sz w:val="20"/>
               </w:rPr>
-              <w:t>Tiết 41</w:t>
+              <w:t>Tiết 41 (4 tiết)</w:t>
             </w:r>
           </w:p>
         </w:tc>
@@ -5316,7 +5316,7 @@
                 <w:i w:val="0"/>
                 <w:sz w:val="20"/>
               </w:rPr>
-              <w:t>Bài 18. Đề-xi-mét vuông, mét vuông, mi-li-mét vuông (Tiết 3)</w:t>
+              <w:t>Bài 18. Đề-xi-mét vuông, mét vuông, mi-li-mét vuông (Tiết 2)</w:t>
             </w:r>
           </w:p>
         </w:tc>
@@ -5431,7 +5431,7 @@
                 <w:i w:val="0"/>
                 <w:sz w:val="20"/>
               </w:rPr>
-              <w:t>Bài 18. Đề-xi-mét vuông, mét vuông, mi-li-mét vuông (Tiết 4)</w:t>
+              <w:t>Bài 18. Đề-xi-mét vuông, mét vuông, mi-li-mét vuông (Tiết 3)</w:t>
             </w:r>
           </w:p>
         </w:tc>
@@ -5546,7 +5546,7 @@
                 <w:i w:val="0"/>
                 <w:sz w:val="20"/>
               </w:rPr>
-              <w:t>Bài 19. Giây, thế kỉ (Tiết 1)</w:t>
+              <w:t>Bài 18. Đề-xi-mét vuông, mét vuông, mi-li-mét vuông (Tiết 4)</w:t>
             </w:r>
           </w:p>
         </w:tc>
@@ -5566,7 +5566,7 @@
                 <w:i w:val="0"/>
                 <w:sz w:val="20"/>
               </w:rPr>
-              <w:t>Tiết 44 (2 tiết)</w:t>
+              <w:t>Tiết 44</w:t>
             </w:r>
           </w:p>
         </w:tc>
@@ -5586,19 +5586,6 @@
                 <w:sz w:val="18"/>
               </w:rPr>
               <w:t>Năng lực số 1.1 CB2c: HS đo được đại lượng thật bằng dụng cụ đo và thiết bị số, ghi số liệu vào bảng chung</w:t>
-            </w:r>
-          </w:p>
-          <w:p>
-            <w:pPr>
-              <w:spacing w:after="0"/>
-            </w:pPr>
-            <w:r>
-              <w:rPr>
-                <w:b w:val="0"/>
-                <w:i w:val="0"/>
-                <w:sz w:val="18"/>
-              </w:rPr>
-              <w:t>STEM: Thế kỉ (Toán – Mĩ thuật) — dạy thay cho tiết này.</w:t>
             </w:r>
           </w:p>
         </w:tc>
@@ -5674,7 +5661,7 @@
                 <w:i w:val="0"/>
                 <w:sz w:val="20"/>
               </w:rPr>
-              <w:t>Bài 19. Giây, thế kỉ (Tiết 2)</w:t>
+              <w:t>Bài 19. Giây, thế kỉ (Tiết 1)</w:t>
             </w:r>
           </w:p>
         </w:tc>
@@ -5694,7 +5681,7 @@
                 <w:i w:val="0"/>
                 <w:sz w:val="20"/>
               </w:rPr>
-              <w:t>Tiết 45</w:t>
+              <w:t>Tiết 45 (2 tiết)</w:t>
             </w:r>
           </w:p>
         </w:tc>
@@ -5714,6 +5701,19 @@
                 <w:sz w:val="18"/>
               </w:rPr>
               <w:t>Năng lực số 1.1 CB2c: HS đo được đại lượng thật bằng dụng cụ đo và thiết bị số, ghi số liệu vào bảng chung</w:t>
+            </w:r>
+          </w:p>
+          <w:p>
+            <w:pPr>
+              <w:spacing w:after="0"/>
+            </w:pPr>
+            <w:r>
+              <w:rPr>
+                <w:b w:val="0"/>
+                <w:i w:val="0"/>
+                <w:sz w:val="18"/>
+              </w:rPr>
+              <w:t>STEM: Thế kỉ (Toán – Mĩ thuật) — dạy thay cho tiết này.</w:t>
             </w:r>
           </w:p>
         </w:tc>
@@ -5772,7 +5772,7 @@
                 <w:i w:val="0"/>
                 <w:sz w:val="20"/>
               </w:rPr>
-              <w:t>Ôn tập, kiểm tra, đánh giá</w:t>
+              <w:t>Chủ đề 4: Một số đơn vị đo đại lượng</w:t>
             </w:r>
           </w:p>
         </w:tc>
@@ -5791,7 +5791,7 @@
                 <w:i w:val="0"/>
                 <w:sz w:val="20"/>
               </w:rPr>
-              <w:t>Kiểm tra định kì giữa học kì I</w:t>
+              <w:t>Bài 19. Giây, thế kỉ (Tiết 2)</w:t>
             </w:r>
           </w:p>
         </w:tc>
@@ -5811,7 +5811,7 @@
                 <w:i w:val="0"/>
                 <w:sz w:val="20"/>
               </w:rPr>
-              <w:t>Tiết 46 (1 tiết)</w:t>
+              <w:t>Tiết 46</w:t>
             </w:r>
           </w:p>
         </w:tc>
@@ -5888,7 +5888,6 @@
                 <w:i w:val="0"/>
                 <w:sz w:val="20"/>
               </w:rPr>
-              <w:t>Chủ đề 4: Một số đơn vị đo đại lượng</w:t>
             </w:r>
           </w:p>
         </w:tc>
@@ -7099,7 +7098,6 @@
                 <w:i w:val="0"/>
                 <w:sz w:val="18"/>
               </w:rPr>
-              <w:t>Năng lực số 5.2 CB2b: HS nêu được các bước giải và nhận ra cấu trúc bài toán không đổi khi số liệu thay đổi</w:t>
             </w:r>
           </w:p>
         </w:tc>
@@ -7214,7 +7212,6 @@
                 <w:i w:val="0"/>
                 <w:sz w:val="18"/>
               </w:rPr>
-              <w:t>Năng lực số 5.4 CB2a: HS làm bài tập tương tác, tự xác định dạng bài mình còn yếu và luyện thêm</w:t>
             </w:r>
           </w:p>
         </w:tc>
@@ -8254,7 +8251,6 @@
                 <w:i w:val="0"/>
                 <w:sz w:val="18"/>
               </w:rPr>
-              <w:t>Năng lực số 5.2 CB2b: HS mô tả được đặc điểm góc, đường thẳng, hình học nhờ quan sát hình động và kiểm chứng bằng dụng cụ vẽ</w:t>
             </w:r>
           </w:p>
         </w:tc>
@@ -8716,7 +8712,6 @@
                 <w:i w:val="0"/>
                 <w:sz w:val="18"/>
               </w:rPr>
-              <w:t>Năng lực số 5.2 CB2b: HS mô tả được đặc điểm góc, đường thẳng, hình học nhờ quan sát hình động và kiểm chứng bằng dụng cụ vẽ</w:t>
             </w:r>
           </w:p>
         </w:tc>
@@ -9870,7 +9865,6 @@
                 <w:i w:val="0"/>
                 <w:sz w:val="18"/>
               </w:rPr>
-              <w:t>Năng lực số 5.2 CB2b: HS mô tả được đặc điểm góc, đường thẳng, hình học nhờ quan sát hình động và kiểm chứng bằng dụng cụ vẽ</w:t>
             </w:r>
           </w:p>
         </w:tc>
@@ -9985,7 +9979,6 @@
                 <w:i w:val="0"/>
                 <w:sz w:val="18"/>
               </w:rPr>
-              <w:t>Năng lực số 5.2 CB2b: HS mô tả được đặc điểm góc, đường thẳng, hình học nhờ quan sát hình động và kiểm chứng bằng dụng cụ vẽ</w:t>
             </w:r>
           </w:p>
         </w:tc>
@@ -12900,7 +12893,6 @@
                 <w:i w:val="0"/>
                 <w:sz w:val="18"/>
               </w:rPr>
-              <w:t>Năng lực số 5.2 CB2b: HS nêu được các bước giải và nhận ra cấu trúc bài toán không đổi khi số liệu thay đổi</w:t>
             </w:r>
           </w:p>
         </w:tc>
@@ -13015,7 +13007,6 @@
                 <w:i w:val="0"/>
                 <w:sz w:val="18"/>
               </w:rPr>
-              <w:t>Năng lực số 5.2 CB2b: HS nêu được các bước giải và nhận ra cấu trúc bài toán không đổi khi số liệu thay đổi</w:t>
             </w:r>
           </w:p>
         </w:tc>
@@ -15927,7 +15918,6 @@
                 <w:i w:val="0"/>
                 <w:sz w:val="18"/>
               </w:rPr>
-              <w:t>Năng lực số 5.2 CB2b: HS giải thích được khái niệm phân số và phân số bằng nhau nhờ quan sát mô hình động</w:t>
             </w:r>
           </w:p>
         </w:tc>
@@ -16043,7 +16033,6 @@
                 <w:i w:val="0"/>
                 <w:sz w:val="18"/>
               </w:rPr>
-              <w:t>Năng lực số 5.2 CB2b: HS giải thích được khái niệm phân số và phân số bằng nhau nhờ quan sát mô hình động</w:t>
             </w:r>
           </w:p>
         </w:tc>
@@ -17427,7 +17416,6 @@
                 <w:i w:val="0"/>
                 <w:sz w:val="18"/>
               </w:rPr>
-              <w:t>Năng lực số 5.4 CB2a: HS làm bài tập tương tác, tự xác định dạng bài mình còn yếu và luyện thêm</w:t>
             </w:r>
           </w:p>
         </w:tc>
@@ -19501,7 +19489,6 @@
                 <w:i w:val="0"/>
                 <w:sz w:val="18"/>
               </w:rPr>
-              <w:t>Năng lực số 1.1 CB2c: HS đọc, viết, so sánh, làm tròn được các số lớn lấy từ số liệu thật, có ghi nguồn</w:t>
             </w:r>
           </w:p>
         </w:tc>
@@ -19616,7 +19603,6 @@
                 <w:i w:val="0"/>
                 <w:sz w:val="18"/>
               </w:rPr>
-              <w:t>Năng lực số 1.1 CB2c: HS đọc, viết, so sánh, làm tròn được các số lớn lấy từ số liệu thật, có ghi nguồn</w:t>
             </w:r>
           </w:p>
         </w:tc>
@@ -19963,7 +19949,6 @@
                 <w:i w:val="0"/>
                 <w:sz w:val="18"/>
               </w:rPr>
-              <w:t>Năng lực số 5.2 CB2b: HS giải thích được khái niệm phân số và phân số bằng nhau nhờ quan sát mô hình động</w:t>
             </w:r>
           </w:p>
         </w:tc>
